--- a/Project Documents/721814 SOP/721814 SOP/Bios/CS_WI_BS0236 Revision 2.docx
+++ b/Project Documents/721814 SOP/721814 SOP/Bios/CS_WI_BS0236 Revision 2.docx
@@ -83,41 +83,6 @@
                 <w:rFonts w:ascii="Times New Roman"/>
                 <w:sz w:val="20"/>
               </w:rPr>
-              <w:drawing>
-                <wp:inline distT="0" distB="0" distL="0" distR="0">
-                  <wp:extent cx="1978151" cy="347472"/>
-                  <wp:effectExtent l="0" t="0" r="0" b="0"/>
-                  <wp:docPr id="1" name="image1.png"/>
-                  <wp:cNvGraphicFramePr>
-                    <a:graphicFrameLocks noChangeAspect="1"/>
-                  </wp:cNvGraphicFramePr>
-                  <a:graphic>
-                    <a:graphicData uri="http://schemas.openxmlformats.org/drawingml/2006/picture">
-                      <pic:pic>
-                        <pic:nvPicPr>
-                          <pic:cNvPr id="2" name="image1.png"/>
-                          <pic:cNvPicPr/>
-                        </pic:nvPicPr>
-                        <pic:blipFill>
-                          <a:blip r:embed="rId6" cstate="print"/>
-                          <a:stretch>
-                            <a:fillRect/>
-                          </a:stretch>
-                        </pic:blipFill>
-                        <pic:spPr>
-                          <a:xfrm>
-                            <a:off x="0" y="0"/>
-                            <a:ext cx="1978151" cy="347472"/>
-                          </a:xfrm>
-                          <a:prstGeom prst="rect">
-                            <a:avLst/>
-                          </a:prstGeom>
-                        </pic:spPr>
-                      </pic:pic>
-                    </a:graphicData>
-                  </a:graphic>
-                </wp:inline>
-              </w:drawing>
             </w:r>
             <w:r>
               <w:rPr>
@@ -2305,12 +2270,6 @@
       </w:pPr>
       <w:r>
         <w:rPr/>
-        <w:pict>
-          <v:rect style="position:absolute;margin-left:70.559998pt;margin-top:17.953691pt;width:470.88pt;height:.48pt;mso-position-horizontal-relative:page;mso-position-vertical-relative:paragraph;z-index:-15728640;mso-wrap-distance-left:0;mso-wrap-distance-right:0" id="docshape2" filled="true" fillcolor="#000000" stroked="false">
-            <v:fill type="solid"/>
-            <w10:wrap type="topAndBottom"/>
-          </v:rect>
-        </w:pict>
       </w:r>
     </w:p>
     <w:p>
@@ -2641,6 +2600,11 @@
         </w:rPr>
         <w:sectPr>
           <w:footerReference w:type="default" r:id="rId5"/>
+          <w:headerReference w:type="default" r:id="rId23"/>
+          <w:headerReference w:type="first" r:id="rId24"/>
+          <w:headerReference w:type="even" r:id="rId25"/>
+          <w:footerReference w:type="first" r:id="rId26"/>
+          <w:footerReference w:type="even" r:id="rId27"/>
           <w:type w:val="continuous"/>
           <w:pgSz w:w="12240" w:h="15840"/>
           <w:pgMar w:footer="268" w:header="0" w:top="960" w:bottom="460" w:left="900" w:right="960"/>
@@ -12042,12 +12006,6 @@
       </w:pPr>
       <w:r>
         <w:rPr/>
-        <w:pict>
-          <v:rect style="position:absolute;margin-left:66pt;margin-top:11.950089pt;width:475.44pt;height:.24pt;mso-position-horizontal-relative:page;mso-position-vertical-relative:paragraph;z-index:-15727104;mso-wrap-distance-left:0;mso-wrap-distance-right:0" id="docshape8" filled="true" fillcolor="#000000" stroked="false">
-            <v:fill type="solid"/>
-            <w10:wrap type="topAndBottom"/>
-          </v:rect>
-        </w:pict>
       </w:r>
     </w:p>
     <w:p>
@@ -12382,49 +12340,6 @@
       </w:pPr>
       <w:r>
         <w:rPr/>
-        <w:drawing>
-          <wp:anchor distT="0" distB="0" distL="0" distR="0" allowOverlap="1" layoutInCell="1" locked="0" behindDoc="0" simplePos="0" relativeHeight="15730688">
-            <wp:simplePos x="0" y="0"/>
-            <wp:positionH relativeFrom="page">
-              <wp:posOffset>1780794</wp:posOffset>
-            </wp:positionH>
-            <wp:positionV relativeFrom="paragraph">
-              <wp:posOffset>207033</wp:posOffset>
-            </wp:positionV>
-            <wp:extent cx="19812" cy="9905"/>
-            <wp:effectExtent l="0" t="0" r="0" b="0"/>
-            <wp:wrapNone/>
-            <wp:docPr id="7" name="image2.png"/>
-            <wp:cNvGraphicFramePr>
-              <a:graphicFrameLocks noChangeAspect="1"/>
-            </wp:cNvGraphicFramePr>
-            <a:graphic>
-              <a:graphicData uri="http://schemas.openxmlformats.org/drawingml/2006/picture">
-                <pic:pic>
-                  <pic:nvPicPr>
-                    <pic:cNvPr id="8" name="image2.png"/>
-                    <pic:cNvPicPr/>
-                  </pic:nvPicPr>
-                  <pic:blipFill>
-                    <a:blip r:embed="rId21" cstate="print"/>
-                    <a:stretch>
-                      <a:fillRect/>
-                    </a:stretch>
-                  </pic:blipFill>
-                  <pic:spPr>
-                    <a:xfrm>
-                      <a:off x="0" y="0"/>
-                      <a:ext cx="19812" cy="9905"/>
-                    </a:xfrm>
-                    <a:prstGeom prst="rect">
-                      <a:avLst/>
-                    </a:prstGeom>
-                  </pic:spPr>
-                </pic:pic>
-              </a:graphicData>
-            </a:graphic>
-          </wp:anchor>
-        </w:drawing>
       </w:r>
       <w:r>
         <w:rPr>
@@ -13369,183 +13284,6 @@
     </w:pPr>
     <w:r>
       <w:rPr/>
-      <w:pict>
-        <v:shapetype id="_x0000_t202" o:spt="202" coordsize="21600,21600" path="m,l,21600r21600,l21600,xe">
-          <v:stroke joinstyle="miter"/>
-          <v:path gradientshapeok="t" o:connecttype="rect"/>
-        </v:shapetype>
-        <v:shape style="position:absolute;margin-left:110.258003pt;margin-top:767.575989pt;width:391.5pt;height:16.45pt;mso-position-horizontal-relative:page;mso-position-vertical-relative:page;z-index:-16118784" type="#_x0000_t202" id="docshape1" filled="false" stroked="false">
-          <v:textbox inset="0,0,0,0">
-            <w:txbxContent>
-              <w:p>
-                <w:pPr>
-                  <w:spacing w:before="23"/>
-                  <w:ind w:left="20" w:right="0" w:firstLine="0"/>
-                  <w:jc w:val="left"/>
-                  <w:rPr>
-                    <w:rFonts w:ascii="Trebuchet MS"/>
-                    <w:sz w:val="24"/>
-                  </w:rPr>
-                </w:pPr>
-                <w:r>
-                  <w:rPr>
-                    <w:rFonts w:ascii="Trebuchet MS"/>
-                    <w:color w:val="191919"/>
-                    <w:spacing w:val="-6"/>
-                    <w:sz w:val="24"/>
-                  </w:rPr>
-                  <w:t>UNCONTROLLED</w:t>
-                </w:r>
-                <w:r>
-                  <w:rPr>
-                    <w:rFonts w:ascii="Trebuchet MS"/>
-                    <w:color w:val="191919"/>
-                    <w:spacing w:val="-17"/>
-                    <w:sz w:val="24"/>
-                  </w:rPr>
-                  <w:t> </w:t>
-                </w:r>
-                <w:r>
-                  <w:rPr>
-                    <w:rFonts w:ascii="Trebuchet MS"/>
-                    <w:color w:val="191919"/>
-                    <w:spacing w:val="-6"/>
-                    <w:sz w:val="24"/>
-                  </w:rPr>
-                  <w:t>COPY</w:t>
-                </w:r>
-                <w:r>
-                  <w:rPr>
-                    <w:rFonts w:ascii="Trebuchet MS"/>
-                    <w:color w:val="191919"/>
-                    <w:spacing w:val="-17"/>
-                    <w:sz w:val="24"/>
-                  </w:rPr>
-                  <w:t> </w:t>
-                </w:r>
-                <w:r>
-                  <w:rPr>
-                    <w:rFonts w:ascii="Trebuchet MS"/>
-                    <w:color w:val="191919"/>
-                    <w:spacing w:val="-6"/>
-                    <w:sz w:val="24"/>
-                  </w:rPr>
-                  <w:t>CS_WI_BS0236</w:t>
-                </w:r>
-                <w:r>
-                  <w:rPr>
-                    <w:rFonts w:ascii="Trebuchet MS"/>
-                    <w:color w:val="191919"/>
-                    <w:spacing w:val="-17"/>
-                    <w:sz w:val="24"/>
-                  </w:rPr>
-                  <w:t> </w:t>
-                </w:r>
-                <w:r>
-                  <w:rPr>
-                    <w:rFonts w:ascii="Trebuchet MS"/>
-                    <w:color w:val="191919"/>
-                    <w:spacing w:val="-6"/>
-                    <w:sz w:val="24"/>
-                  </w:rPr>
-                  <w:t>Revision</w:t>
-                </w:r>
-                <w:r>
-                  <w:rPr>
-                    <w:rFonts w:ascii="Trebuchet MS"/>
-                    <w:color w:val="191919"/>
-                    <w:spacing w:val="-16"/>
-                    <w:sz w:val="24"/>
-                  </w:rPr>
-                  <w:t> </w:t>
-                </w:r>
-                <w:r>
-                  <w:rPr>
-                    <w:rFonts w:ascii="Trebuchet MS"/>
-                    <w:color w:val="191919"/>
-                    <w:spacing w:val="-6"/>
-                    <w:sz w:val="24"/>
-                  </w:rPr>
-                  <w:t>2</w:t>
-                </w:r>
-                <w:r>
-                  <w:rPr>
-                    <w:rFonts w:ascii="Trebuchet MS"/>
-                    <w:color w:val="191919"/>
-                    <w:spacing w:val="-17"/>
-                    <w:sz w:val="24"/>
-                  </w:rPr>
-                  <w:t> </w:t>
-                </w:r>
-                <w:r>
-                  <w:rPr>
-                    <w:rFonts w:ascii="Trebuchet MS"/>
-                    <w:color w:val="191919"/>
-                    <w:spacing w:val="-6"/>
-                    <w:sz w:val="24"/>
-                  </w:rPr>
-                  <w:t>-</w:t>
-                </w:r>
-                <w:r>
-                  <w:rPr>
-                    <w:rFonts w:ascii="Trebuchet MS"/>
-                    <w:color w:val="191919"/>
-                    <w:spacing w:val="-17"/>
-                    <w:sz w:val="24"/>
-                  </w:rPr>
-                  <w:t> </w:t>
-                </w:r>
-                <w:r>
-                  <w:rPr>
-                    <w:rFonts w:ascii="Trebuchet MS"/>
-                    <w:color w:val="191919"/>
-                    <w:spacing w:val="-6"/>
-                    <w:sz w:val="24"/>
-                  </w:rPr>
-                  <w:t>EFFECTIVE</w:t>
-                </w:r>
-                <w:r>
-                  <w:rPr>
-                    <w:rFonts w:ascii="Trebuchet MS"/>
-                    <w:color w:val="191919"/>
-                    <w:spacing w:val="-16"/>
-                    <w:sz w:val="24"/>
-                  </w:rPr>
-                  <w:t> </w:t>
-                </w:r>
-                <w:r>
-                  <w:rPr>
-                    <w:rFonts w:ascii="Trebuchet MS"/>
-                    <w:color w:val="191919"/>
-                    <w:spacing w:val="-6"/>
-                    <w:sz w:val="24"/>
-                  </w:rPr>
-                  <w:t>on</w:t>
-                </w:r>
-                <w:r>
-                  <w:rPr>
-                    <w:rFonts w:ascii="Trebuchet MS"/>
-                    <w:color w:val="191919"/>
-                    <w:spacing w:val="-17"/>
-                    <w:sz w:val="24"/>
-                  </w:rPr>
-                  <w:t> </w:t>
-                </w:r>
-                <w:r>
-                  <w:rPr>
-                    <w:rFonts w:ascii="Trebuchet MS"/>
-                    <w:color w:val="191919"/>
-                    <w:spacing w:val="-6"/>
-                    <w:sz w:val="24"/>
-                  </w:rPr>
-                  <w:t>01-Nov-2022</w:t>
-                </w:r>
-              </w:p>
-            </w:txbxContent>
-          </v:textbox>
-          <w10:wrap type="none"/>
-        </v:shape>
-      </w:pict>
     </w:r>
   </w:p>
 </w:ftr>
@@ -13563,518 +13301,9 @@
     </w:pPr>
     <w:r>
       <w:rPr/>
-      <w:pict>
-        <v:rect style="position:absolute;margin-left:66pt;margin-top:734.400024pt;width:475.44pt;height:.24pt;mso-position-horizontal-relative:page;mso-position-vertical-relative:page;z-index:-16117760" id="docshape4" filled="true" fillcolor="#000000" stroked="false">
-          <v:fill type="solid"/>
-          <w10:wrap type="none"/>
-        </v:rect>
-      </w:pict>
     </w:r>
     <w:r>
       <w:rPr/>
-      <w:pict>
-        <v:shape style="position:absolute;margin-left:66.440002pt;margin-top:734.870239pt;width:468.3pt;height:49.15pt;mso-position-horizontal-relative:page;mso-position-vertical-relative:page;z-index:-16117248" type="#_x0000_t202" id="docshape5" filled="false" stroked="false">
-          <v:textbox inset="0,0,0,0">
-            <w:txbxContent>
-              <w:p>
-                <w:pPr>
-                  <w:spacing w:line="183" w:lineRule="exact" w:before="13"/>
-                  <w:ind w:left="4335" w:right="0" w:firstLine="0"/>
-                  <w:jc w:val="left"/>
-                  <w:rPr>
-                    <w:sz w:val="16"/>
-                  </w:rPr>
-                </w:pPr>
-                <w:r>
-                  <w:rPr>
-                    <w:sz w:val="16"/>
-                  </w:rPr>
-                  <w:t>Page</w:t>
-                </w:r>
-                <w:r>
-                  <w:rPr>
-                    <w:spacing w:val="-2"/>
-                    <w:sz w:val="16"/>
-                  </w:rPr>
-                  <w:t> </w:t>
-                </w:r>
-                <w:r>
-                  <w:rPr>
-                    <w:sz w:val="16"/>
-                  </w:rPr>
-                  <w:fldChar w:fldCharType="begin"/>
-                </w:r>
-                <w:r>
-                  <w:rPr>
-                    <w:sz w:val="16"/>
-                  </w:rPr>
-                  <w:instrText> PAGE </w:instrText>
-                </w:r>
-                <w:r>
-                  <w:rPr>
-                    <w:sz w:val="16"/>
-                  </w:rPr>
-                  <w:fldChar w:fldCharType="separate"/>
-                </w:r>
-                <w:r>
-                  <w:rPr>
-                    <w:sz w:val="16"/>
-                  </w:rPr>
-                  <w:t>2</w:t>
-                </w:r>
-                <w:r>
-                  <w:rPr>
-                    <w:sz w:val="16"/>
-                  </w:rPr>
-                  <w:fldChar w:fldCharType="end"/>
-                </w:r>
-                <w:r>
-                  <w:rPr>
-                    <w:spacing w:val="-4"/>
-                    <w:sz w:val="16"/>
-                  </w:rPr>
-                  <w:t> </w:t>
-                </w:r>
-                <w:r>
-                  <w:rPr>
-                    <w:sz w:val="16"/>
-                  </w:rPr>
-                  <w:t>of</w:t>
-                </w:r>
-                <w:r>
-                  <w:rPr>
-                    <w:spacing w:val="-3"/>
-                    <w:sz w:val="16"/>
-                  </w:rPr>
-                  <w:t> </w:t>
-                </w:r>
-                <w:r>
-                  <w:rPr>
-                    <w:spacing w:val="-10"/>
-                    <w:sz w:val="16"/>
-                  </w:rPr>
-                  <w:t>5</w:t>
-                </w:r>
-              </w:p>
-              <w:p>
-                <w:pPr>
-                  <w:spacing w:line="244" w:lineRule="auto" w:before="0"/>
-                  <w:ind w:left="20" w:right="0" w:firstLine="0"/>
-                  <w:jc w:val="left"/>
-                  <w:rPr>
-                    <w:sz w:val="16"/>
-                  </w:rPr>
-                </w:pPr>
-                <w:r>
-                  <w:rPr>
-                    <w:sz w:val="16"/>
-                  </w:rPr>
-                  <w:t>Copyright</w:t>
-                </w:r>
-                <w:r>
-                  <w:rPr>
-                    <w:spacing w:val="-2"/>
-                    <w:sz w:val="16"/>
-                  </w:rPr>
-                  <w:t> </w:t>
-                </w:r>
-                <w:r>
-                  <w:rPr>
-                    <w:sz w:val="16"/>
-                  </w:rPr>
-                  <w:t>©</w:t>
-                </w:r>
-                <w:r>
-                  <w:rPr>
-                    <w:spacing w:val="-2"/>
-                    <w:sz w:val="16"/>
-                  </w:rPr>
-                  <w:t> </w:t>
-                </w:r>
-                <w:r>
-                  <w:rPr>
-                    <w:sz w:val="16"/>
-                  </w:rPr>
-                  <w:t>2020,</w:t>
-                </w:r>
-                <w:r>
-                  <w:rPr>
-                    <w:spacing w:val="-2"/>
-                    <w:sz w:val="16"/>
-                  </w:rPr>
-                  <w:t> </w:t>
-                </w:r>
-                <w:r>
-                  <w:rPr>
-                    <w:sz w:val="16"/>
-                  </w:rPr>
-                  <w:t>2022</w:t>
-                </w:r>
-                <w:r>
-                  <w:rPr>
-                    <w:spacing w:val="-6"/>
-                    <w:sz w:val="16"/>
-                  </w:rPr>
-                  <w:t> </w:t>
-                </w:r>
-                <w:r>
-                  <w:rPr>
-                    <w:sz w:val="16"/>
-                  </w:rPr>
-                  <w:t>IQVIA.</w:t>
-                </w:r>
-                <w:r>
-                  <w:rPr>
-                    <w:spacing w:val="-3"/>
-                    <w:sz w:val="16"/>
-                  </w:rPr>
-                  <w:t> </w:t>
-                </w:r>
-                <w:r>
-                  <w:rPr>
-                    <w:sz w:val="16"/>
-                  </w:rPr>
-                  <w:t>All rights</w:t>
-                </w:r>
-                <w:r>
-                  <w:rPr>
-                    <w:spacing w:val="-3"/>
-                    <w:sz w:val="16"/>
-                  </w:rPr>
-                  <w:t> </w:t>
-                </w:r>
-                <w:r>
-                  <w:rPr>
-                    <w:sz w:val="16"/>
-                  </w:rPr>
-                  <w:t>reserved.</w:t>
-                </w:r>
-                <w:r>
-                  <w:rPr>
-                    <w:spacing w:val="-3"/>
-                    <w:sz w:val="16"/>
-                  </w:rPr>
-                  <w:t> </w:t>
-                </w:r>
-                <w:r>
-                  <w:rPr>
-                    <w:sz w:val="16"/>
-                  </w:rPr>
-                  <w:t>The</w:t>
-                </w:r>
-                <w:r>
-                  <w:rPr>
-                    <w:spacing w:val="-2"/>
-                    <w:sz w:val="16"/>
-                  </w:rPr>
-                  <w:t> </w:t>
-                </w:r>
-                <w:r>
-                  <w:rPr>
-                    <w:sz w:val="16"/>
-                  </w:rPr>
-                  <w:t>contents</w:t>
-                </w:r>
-                <w:r>
-                  <w:rPr>
-                    <w:spacing w:val="-3"/>
-                    <w:sz w:val="16"/>
-                  </w:rPr>
-                  <w:t> </w:t>
-                </w:r>
-                <w:r>
-                  <w:rPr>
-                    <w:sz w:val="16"/>
-                  </w:rPr>
-                  <w:t>of</w:t>
-                </w:r>
-                <w:r>
-                  <w:rPr>
-                    <w:spacing w:val="-3"/>
-                    <w:sz w:val="16"/>
-                  </w:rPr>
-                  <w:t> </w:t>
-                </w:r>
-                <w:r>
-                  <w:rPr>
-                    <w:sz w:val="16"/>
-                  </w:rPr>
-                  <w:t>this</w:t>
-                </w:r>
-                <w:r>
-                  <w:rPr>
-                    <w:spacing w:val="-2"/>
-                    <w:sz w:val="16"/>
-                  </w:rPr>
-                  <w:t> </w:t>
-                </w:r>
-                <w:r>
-                  <w:rPr>
-                    <w:sz w:val="16"/>
-                  </w:rPr>
-                  <w:t>document</w:t>
-                </w:r>
-                <w:r>
-                  <w:rPr>
-                    <w:spacing w:val="-3"/>
-                    <w:sz w:val="16"/>
-                  </w:rPr>
-                  <w:t> </w:t>
-                </w:r>
-                <w:r>
-                  <w:rPr>
-                    <w:sz w:val="16"/>
-                  </w:rPr>
-                  <w:t>are</w:t>
-                </w:r>
-                <w:r>
-                  <w:rPr>
-                    <w:spacing w:val="-3"/>
-                    <w:sz w:val="16"/>
-                  </w:rPr>
-                  <w:t> </w:t>
-                </w:r>
-                <w:r>
-                  <w:rPr>
-                    <w:sz w:val="16"/>
-                  </w:rPr>
-                  <w:t>confidential</w:t>
-                </w:r>
-                <w:r>
-                  <w:rPr>
-                    <w:spacing w:val="-3"/>
-                    <w:sz w:val="16"/>
-                  </w:rPr>
-                  <w:t> </w:t>
-                </w:r>
-                <w:r>
-                  <w:rPr>
-                    <w:sz w:val="16"/>
-                  </w:rPr>
-                  <w:t>and</w:t>
-                </w:r>
-                <w:r>
-                  <w:rPr>
-                    <w:spacing w:val="-3"/>
-                    <w:sz w:val="16"/>
-                  </w:rPr>
-                  <w:t> </w:t>
-                </w:r>
-                <w:r>
-                  <w:rPr>
-                    <w:sz w:val="16"/>
-                  </w:rPr>
-                  <w:t>proprietary</w:t>
-                </w:r>
-                <w:r>
-                  <w:rPr>
-                    <w:spacing w:val="-3"/>
-                    <w:sz w:val="16"/>
-                  </w:rPr>
-                  <w:t> </w:t>
-                </w:r>
-                <w:r>
-                  <w:rPr>
-                    <w:sz w:val="16"/>
-                  </w:rPr>
-                  <w:t>to</w:t>
-                </w:r>
-                <w:r>
-                  <w:rPr>
-                    <w:spacing w:val="-2"/>
-                    <w:sz w:val="16"/>
-                  </w:rPr>
-                  <w:t> </w:t>
-                </w:r>
-                <w:r>
-                  <w:rPr>
-                    <w:sz w:val="16"/>
-                  </w:rPr>
-                  <w:t>IQVIA</w:t>
-                </w:r>
-                <w:r>
-                  <w:rPr>
-                    <w:spacing w:val="-2"/>
-                    <w:sz w:val="16"/>
-                  </w:rPr>
-                  <w:t> </w:t>
-                </w:r>
-                <w:r>
-                  <w:rPr>
-                    <w:sz w:val="16"/>
-                  </w:rPr>
-                  <w:t>Holdings Inc. and its subsidiaries. Unauthorized use, disclosure or reproduction is strictly prohibited.</w:t>
-                </w:r>
-              </w:p>
-              <w:p>
-                <w:pPr>
-                  <w:spacing w:before="105"/>
-                  <w:ind w:left="896" w:right="0" w:firstLine="0"/>
-                  <w:jc w:val="left"/>
-                  <w:rPr>
-                    <w:rFonts w:ascii="Trebuchet MS"/>
-                    <w:sz w:val="24"/>
-                  </w:rPr>
-                </w:pPr>
-                <w:r>
-                  <w:rPr>
-                    <w:rFonts w:ascii="Trebuchet MS"/>
-                    <w:color w:val="191919"/>
-                    <w:spacing w:val="-6"/>
-                    <w:sz w:val="24"/>
-                  </w:rPr>
-                  <w:t>UNCONTROLLED</w:t>
-                </w:r>
-                <w:r>
-                  <w:rPr>
-                    <w:rFonts w:ascii="Trebuchet MS"/>
-                    <w:color w:val="191919"/>
-                    <w:spacing w:val="-17"/>
-                    <w:sz w:val="24"/>
-                  </w:rPr>
-                  <w:t> </w:t>
-                </w:r>
-                <w:r>
-                  <w:rPr>
-                    <w:rFonts w:ascii="Trebuchet MS"/>
-                    <w:color w:val="191919"/>
-                    <w:spacing w:val="-6"/>
-                    <w:sz w:val="24"/>
-                  </w:rPr>
-                  <w:t>COPY</w:t>
-                </w:r>
-                <w:r>
-                  <w:rPr>
-                    <w:rFonts w:ascii="Trebuchet MS"/>
-                    <w:color w:val="191919"/>
-                    <w:spacing w:val="-17"/>
-                    <w:sz w:val="24"/>
-                  </w:rPr>
-                  <w:t> </w:t>
-                </w:r>
-                <w:r>
-                  <w:rPr>
-                    <w:rFonts w:ascii="Trebuchet MS"/>
-                    <w:color w:val="191919"/>
-                    <w:spacing w:val="-6"/>
-                    <w:sz w:val="24"/>
-                  </w:rPr>
-                  <w:t>CS_WI_BS0236</w:t>
-                </w:r>
-                <w:r>
-                  <w:rPr>
-                    <w:rFonts w:ascii="Trebuchet MS"/>
-                    <w:color w:val="191919"/>
-                    <w:spacing w:val="-17"/>
-                    <w:sz w:val="24"/>
-                  </w:rPr>
-                  <w:t> </w:t>
-                </w:r>
-                <w:r>
-                  <w:rPr>
-                    <w:rFonts w:ascii="Trebuchet MS"/>
-                    <w:color w:val="191919"/>
-                    <w:spacing w:val="-6"/>
-                    <w:sz w:val="24"/>
-                  </w:rPr>
-                  <w:t>Revision</w:t>
-                </w:r>
-                <w:r>
-                  <w:rPr>
-                    <w:rFonts w:ascii="Trebuchet MS"/>
-                    <w:color w:val="191919"/>
-                    <w:spacing w:val="-16"/>
-                    <w:sz w:val="24"/>
-                  </w:rPr>
-                  <w:t> </w:t>
-                </w:r>
-                <w:r>
-                  <w:rPr>
-                    <w:rFonts w:ascii="Trebuchet MS"/>
-                    <w:color w:val="191919"/>
-                    <w:spacing w:val="-6"/>
-                    <w:sz w:val="24"/>
-                  </w:rPr>
-                  <w:t>2</w:t>
-                </w:r>
-                <w:r>
-                  <w:rPr>
-                    <w:rFonts w:ascii="Trebuchet MS"/>
-                    <w:color w:val="191919"/>
-                    <w:spacing w:val="-17"/>
-                    <w:sz w:val="24"/>
-                  </w:rPr>
-                  <w:t> </w:t>
-                </w:r>
-                <w:r>
-                  <w:rPr>
-                    <w:rFonts w:ascii="Trebuchet MS"/>
-                    <w:color w:val="191919"/>
-                    <w:spacing w:val="-6"/>
-                    <w:sz w:val="24"/>
-                  </w:rPr>
-                  <w:t>-</w:t>
-                </w:r>
-                <w:r>
-                  <w:rPr>
-                    <w:rFonts w:ascii="Trebuchet MS"/>
-                    <w:color w:val="191919"/>
-                    <w:spacing w:val="-17"/>
-                    <w:sz w:val="24"/>
-                  </w:rPr>
-                  <w:t> </w:t>
-                </w:r>
-                <w:r>
-                  <w:rPr>
-                    <w:rFonts w:ascii="Trebuchet MS"/>
-                    <w:color w:val="191919"/>
-                    <w:spacing w:val="-6"/>
-                    <w:sz w:val="24"/>
-                  </w:rPr>
-                  <w:t>EFFECTIVE</w:t>
-                </w:r>
-                <w:r>
-                  <w:rPr>
-                    <w:rFonts w:ascii="Trebuchet MS"/>
-                    <w:color w:val="191919"/>
-                    <w:spacing w:val="-16"/>
-                    <w:sz w:val="24"/>
-                  </w:rPr>
-                  <w:t> </w:t>
-                </w:r>
-                <w:r>
-                  <w:rPr>
-                    <w:rFonts w:ascii="Trebuchet MS"/>
-                    <w:color w:val="191919"/>
-                    <w:spacing w:val="-6"/>
-                    <w:sz w:val="24"/>
-                  </w:rPr>
-                  <w:t>on</w:t>
-                </w:r>
-                <w:r>
-                  <w:rPr>
-                    <w:rFonts w:ascii="Trebuchet MS"/>
-                    <w:color w:val="191919"/>
-                    <w:spacing w:val="-17"/>
-                    <w:sz w:val="24"/>
-                  </w:rPr>
-                  <w:t> </w:t>
-                </w:r>
-                <w:r>
-                  <w:rPr>
-                    <w:rFonts w:ascii="Trebuchet MS"/>
-                    <w:color w:val="191919"/>
-                    <w:spacing w:val="-6"/>
-                    <w:sz w:val="24"/>
-                  </w:rPr>
-                  <w:t>01-Nov-2022</w:t>
-                </w:r>
-              </w:p>
-            </w:txbxContent>
-          </v:textbox>
-          <w10:wrap type="none"/>
-        </v:shape>
-      </w:pict>
     </w:r>
   </w:p>
 </w:ftr>
@@ -14092,179 +13321,6 @@
     </w:pPr>
     <w:r>
       <w:rPr/>
-      <w:pict>
-        <v:shape style="position:absolute;margin-left:110.258003pt;margin-top:767.575989pt;width:391.5pt;height:16.45pt;mso-position-horizontal-relative:page;mso-position-vertical-relative:page;z-index:-16116224" type="#_x0000_t202" id="docshape7" filled="false" stroked="false">
-          <v:textbox inset="0,0,0,0">
-            <w:txbxContent>
-              <w:p>
-                <w:pPr>
-                  <w:spacing w:before="23"/>
-                  <w:ind w:left="20" w:right="0" w:firstLine="0"/>
-                  <w:jc w:val="left"/>
-                  <w:rPr>
-                    <w:rFonts w:ascii="Trebuchet MS"/>
-                    <w:sz w:val="24"/>
-                  </w:rPr>
-                </w:pPr>
-                <w:r>
-                  <w:rPr>
-                    <w:rFonts w:ascii="Trebuchet MS"/>
-                    <w:color w:val="191919"/>
-                    <w:spacing w:val="-6"/>
-                    <w:sz w:val="24"/>
-                  </w:rPr>
-                  <w:t>UNCONTROLLED</w:t>
-                </w:r>
-                <w:r>
-                  <w:rPr>
-                    <w:rFonts w:ascii="Trebuchet MS"/>
-                    <w:color w:val="191919"/>
-                    <w:spacing w:val="-17"/>
-                    <w:sz w:val="24"/>
-                  </w:rPr>
-                  <w:t> </w:t>
-                </w:r>
-                <w:r>
-                  <w:rPr>
-                    <w:rFonts w:ascii="Trebuchet MS"/>
-                    <w:color w:val="191919"/>
-                    <w:spacing w:val="-6"/>
-                    <w:sz w:val="24"/>
-                  </w:rPr>
-                  <w:t>COPY</w:t>
-                </w:r>
-                <w:r>
-                  <w:rPr>
-                    <w:rFonts w:ascii="Trebuchet MS"/>
-                    <w:color w:val="191919"/>
-                    <w:spacing w:val="-17"/>
-                    <w:sz w:val="24"/>
-                  </w:rPr>
-                  <w:t> </w:t>
-                </w:r>
-                <w:r>
-                  <w:rPr>
-                    <w:rFonts w:ascii="Trebuchet MS"/>
-                    <w:color w:val="191919"/>
-                    <w:spacing w:val="-6"/>
-                    <w:sz w:val="24"/>
-                  </w:rPr>
-                  <w:t>CS_WI_BS0236</w:t>
-                </w:r>
-                <w:r>
-                  <w:rPr>
-                    <w:rFonts w:ascii="Trebuchet MS"/>
-                    <w:color w:val="191919"/>
-                    <w:spacing w:val="-17"/>
-                    <w:sz w:val="24"/>
-                  </w:rPr>
-                  <w:t> </w:t>
-                </w:r>
-                <w:r>
-                  <w:rPr>
-                    <w:rFonts w:ascii="Trebuchet MS"/>
-                    <w:color w:val="191919"/>
-                    <w:spacing w:val="-6"/>
-                    <w:sz w:val="24"/>
-                  </w:rPr>
-                  <w:t>Revision</w:t>
-                </w:r>
-                <w:r>
-                  <w:rPr>
-                    <w:rFonts w:ascii="Trebuchet MS"/>
-                    <w:color w:val="191919"/>
-                    <w:spacing w:val="-16"/>
-                    <w:sz w:val="24"/>
-                  </w:rPr>
-                  <w:t> </w:t>
-                </w:r>
-                <w:r>
-                  <w:rPr>
-                    <w:rFonts w:ascii="Trebuchet MS"/>
-                    <w:color w:val="191919"/>
-                    <w:spacing w:val="-6"/>
-                    <w:sz w:val="24"/>
-                  </w:rPr>
-                  <w:t>2</w:t>
-                </w:r>
-                <w:r>
-                  <w:rPr>
-                    <w:rFonts w:ascii="Trebuchet MS"/>
-                    <w:color w:val="191919"/>
-                    <w:spacing w:val="-17"/>
-                    <w:sz w:val="24"/>
-                  </w:rPr>
-                  <w:t> </w:t>
-                </w:r>
-                <w:r>
-                  <w:rPr>
-                    <w:rFonts w:ascii="Trebuchet MS"/>
-                    <w:color w:val="191919"/>
-                    <w:spacing w:val="-6"/>
-                    <w:sz w:val="24"/>
-                  </w:rPr>
-                  <w:t>-</w:t>
-                </w:r>
-                <w:r>
-                  <w:rPr>
-                    <w:rFonts w:ascii="Trebuchet MS"/>
-                    <w:color w:val="191919"/>
-                    <w:spacing w:val="-17"/>
-                    <w:sz w:val="24"/>
-                  </w:rPr>
-                  <w:t> </w:t>
-                </w:r>
-                <w:r>
-                  <w:rPr>
-                    <w:rFonts w:ascii="Trebuchet MS"/>
-                    <w:color w:val="191919"/>
-                    <w:spacing w:val="-6"/>
-                    <w:sz w:val="24"/>
-                  </w:rPr>
-                  <w:t>EFFECTIVE</w:t>
-                </w:r>
-                <w:r>
-                  <w:rPr>
-                    <w:rFonts w:ascii="Trebuchet MS"/>
-                    <w:color w:val="191919"/>
-                    <w:spacing w:val="-16"/>
-                    <w:sz w:val="24"/>
-                  </w:rPr>
-                  <w:t> </w:t>
-                </w:r>
-                <w:r>
-                  <w:rPr>
-                    <w:rFonts w:ascii="Trebuchet MS"/>
-                    <w:color w:val="191919"/>
-                    <w:spacing w:val="-6"/>
-                    <w:sz w:val="24"/>
-                  </w:rPr>
-                  <w:t>on</w:t>
-                </w:r>
-                <w:r>
-                  <w:rPr>
-                    <w:rFonts w:ascii="Trebuchet MS"/>
-                    <w:color w:val="191919"/>
-                    <w:spacing w:val="-17"/>
-                    <w:sz w:val="24"/>
-                  </w:rPr>
-                  <w:t> </w:t>
-                </w:r>
-                <w:r>
-                  <w:rPr>
-                    <w:rFonts w:ascii="Trebuchet MS"/>
-                    <w:color w:val="191919"/>
-                    <w:spacing w:val="-6"/>
-                    <w:sz w:val="24"/>
-                  </w:rPr>
-                  <w:t>01-Nov-2022</w:t>
-                </w:r>
-              </w:p>
-            </w:txbxContent>
-          </v:textbox>
-          <w10:wrap type="none"/>
-        </v:shape>
-      </w:pict>
     </w:r>
   </w:p>
 </w:ftr>
@@ -14282,180 +13338,27 @@
     </w:pPr>
     <w:r>
       <w:rPr/>
-      <w:pict>
-        <v:shape style="position:absolute;margin-left:110.258003pt;margin-top:767.575989pt;width:391.5pt;height:16.45pt;mso-position-horizontal-relative:page;mso-position-vertical-relative:page;z-index:-16115712" type="#_x0000_t202" id="docshape9" filled="false" stroked="false">
-          <v:textbox inset="0,0,0,0">
-            <w:txbxContent>
-              <w:p>
-                <w:pPr>
-                  <w:spacing w:before="23"/>
-                  <w:ind w:left="20" w:right="0" w:firstLine="0"/>
-                  <w:jc w:val="left"/>
-                  <w:rPr>
-                    <w:rFonts w:ascii="Trebuchet MS"/>
-                    <w:sz w:val="24"/>
-                  </w:rPr>
-                </w:pPr>
-                <w:r>
-                  <w:rPr>
-                    <w:rFonts w:ascii="Trebuchet MS"/>
-                    <w:color w:val="191919"/>
-                    <w:spacing w:val="-6"/>
-                    <w:sz w:val="24"/>
-                  </w:rPr>
-                  <w:t>UNCONTROLLED</w:t>
-                </w:r>
-                <w:r>
-                  <w:rPr>
-                    <w:rFonts w:ascii="Trebuchet MS"/>
-                    <w:color w:val="191919"/>
-                    <w:spacing w:val="-17"/>
-                    <w:sz w:val="24"/>
-                  </w:rPr>
-                  <w:t> </w:t>
-                </w:r>
-                <w:r>
-                  <w:rPr>
-                    <w:rFonts w:ascii="Trebuchet MS"/>
-                    <w:color w:val="191919"/>
-                    <w:spacing w:val="-6"/>
-                    <w:sz w:val="24"/>
-                  </w:rPr>
-                  <w:t>COPY</w:t>
-                </w:r>
-                <w:r>
-                  <w:rPr>
-                    <w:rFonts w:ascii="Trebuchet MS"/>
-                    <w:color w:val="191919"/>
-                    <w:spacing w:val="-17"/>
-                    <w:sz w:val="24"/>
-                  </w:rPr>
-                  <w:t> </w:t>
-                </w:r>
-                <w:r>
-                  <w:rPr>
-                    <w:rFonts w:ascii="Trebuchet MS"/>
-                    <w:color w:val="191919"/>
-                    <w:spacing w:val="-6"/>
-                    <w:sz w:val="24"/>
-                  </w:rPr>
-                  <w:t>CS_WI_BS0236</w:t>
-                </w:r>
-                <w:r>
-                  <w:rPr>
-                    <w:rFonts w:ascii="Trebuchet MS"/>
-                    <w:color w:val="191919"/>
-                    <w:spacing w:val="-17"/>
-                    <w:sz w:val="24"/>
-                  </w:rPr>
-                  <w:t> </w:t>
-                </w:r>
-                <w:r>
-                  <w:rPr>
-                    <w:rFonts w:ascii="Trebuchet MS"/>
-                    <w:color w:val="191919"/>
-                    <w:spacing w:val="-6"/>
-                    <w:sz w:val="24"/>
-                  </w:rPr>
-                  <w:t>Revision</w:t>
-                </w:r>
-                <w:r>
-                  <w:rPr>
-                    <w:rFonts w:ascii="Trebuchet MS"/>
-                    <w:color w:val="191919"/>
-                    <w:spacing w:val="-16"/>
-                    <w:sz w:val="24"/>
-                  </w:rPr>
-                  <w:t> </w:t>
-                </w:r>
-                <w:r>
-                  <w:rPr>
-                    <w:rFonts w:ascii="Trebuchet MS"/>
-                    <w:color w:val="191919"/>
-                    <w:spacing w:val="-6"/>
-                    <w:sz w:val="24"/>
-                  </w:rPr>
-                  <w:t>2</w:t>
-                </w:r>
-                <w:r>
-                  <w:rPr>
-                    <w:rFonts w:ascii="Trebuchet MS"/>
-                    <w:color w:val="191919"/>
-                    <w:spacing w:val="-17"/>
-                    <w:sz w:val="24"/>
-                  </w:rPr>
-                  <w:t> </w:t>
-                </w:r>
-                <w:r>
-                  <w:rPr>
-                    <w:rFonts w:ascii="Trebuchet MS"/>
-                    <w:color w:val="191919"/>
-                    <w:spacing w:val="-6"/>
-                    <w:sz w:val="24"/>
-                  </w:rPr>
-                  <w:t>-</w:t>
-                </w:r>
-                <w:r>
-                  <w:rPr>
-                    <w:rFonts w:ascii="Trebuchet MS"/>
-                    <w:color w:val="191919"/>
-                    <w:spacing w:val="-17"/>
-                    <w:sz w:val="24"/>
-                  </w:rPr>
-                  <w:t> </w:t>
-                </w:r>
-                <w:r>
-                  <w:rPr>
-                    <w:rFonts w:ascii="Trebuchet MS"/>
-                    <w:color w:val="191919"/>
-                    <w:spacing w:val="-6"/>
-                    <w:sz w:val="24"/>
-                  </w:rPr>
-                  <w:t>EFFECTIVE</w:t>
-                </w:r>
-                <w:r>
-                  <w:rPr>
-                    <w:rFonts w:ascii="Trebuchet MS"/>
-                    <w:color w:val="191919"/>
-                    <w:spacing w:val="-16"/>
-                    <w:sz w:val="24"/>
-                  </w:rPr>
-                  <w:t> </w:t>
-                </w:r>
-                <w:r>
-                  <w:rPr>
-                    <w:rFonts w:ascii="Trebuchet MS"/>
-                    <w:color w:val="191919"/>
-                    <w:spacing w:val="-6"/>
-                    <w:sz w:val="24"/>
-                  </w:rPr>
-                  <w:t>on</w:t>
-                </w:r>
-                <w:r>
-                  <w:rPr>
-                    <w:rFonts w:ascii="Trebuchet MS"/>
-                    <w:color w:val="191919"/>
-                    <w:spacing w:val="-17"/>
-                    <w:sz w:val="24"/>
-                  </w:rPr>
-                  <w:t> </w:t>
-                </w:r>
-                <w:r>
-                  <w:rPr>
-                    <w:rFonts w:ascii="Trebuchet MS"/>
-                    <w:color w:val="191919"/>
-                    <w:spacing w:val="-6"/>
-                    <w:sz w:val="24"/>
-                  </w:rPr>
-                  <w:t>01-Nov-2022</w:t>
-                </w:r>
-              </w:p>
-            </w:txbxContent>
-          </v:textbox>
-          <w10:wrap type="none"/>
-        </v:shape>
-      </w:pict>
     </w:r>
+  </w:p>
+</w:ftr>
+</file>
+
+<file path=word/footer5.xml><?xml version="1.0" encoding="utf-8"?>
+<w:ftr xmlns:m="http://schemas.openxmlformats.org/officeDocument/2006/math" xmlns:mc="http://schemas.openxmlformats.org/markup-compatibility/2006" xmlns:mo="http://schemas.microsoft.com/office/mac/office/2008/main" xmlns:mv="urn:schemas-microsoft-com:mac:vml" xmlns:o="urn:schemas-microsoft-com:office:office" xmlns:r="http://schemas.openxmlformats.org/officeDocument/2006/relationships" xmlns:v="urn:schemas-microsoft-com:vml" xmlns:w10="urn:schemas-microsoft-com:office:word" xmlns:w14="http://schemas.microsoft.com/office/word/2010/wordml" xmlns:w="http://schemas.openxmlformats.org/wordprocessingml/2006/main" xmlns:wne="http://schemas.microsoft.com/office/word/2006/wordml" xmlns:wp14="http://schemas.microsoft.com/office/word/2010/wordprocessingDrawing" xmlns:wp="http://schemas.openxmlformats.org/drawingml/2006/wordprocessingDrawing" xmlns:wpc="http://schemas.microsoft.com/office/word/2010/wordprocessingCanvas" xmlns:wpg="http://schemas.microsoft.com/office/word/2010/wordprocessingGroup" xmlns:wpi="http://schemas.microsoft.com/office/word/2010/wordprocessingInk" xmlns:wps="http://schemas.microsoft.com/office/word/2010/wordprocessingShape" mc:Ignorable="w14 wp14">
+  <w:p>
+    <w:pPr>
+      <w:pStyle w:val="Footer"/>
+    </w:pPr>
+  </w:p>
+</w:ftr>
+</file>
+
+<file path=word/footer6.xml><?xml version="1.0" encoding="utf-8"?>
+<w:ftr xmlns:m="http://schemas.openxmlformats.org/officeDocument/2006/math" xmlns:mc="http://schemas.openxmlformats.org/markup-compatibility/2006" xmlns:mo="http://schemas.microsoft.com/office/mac/office/2008/main" xmlns:mv="urn:schemas-microsoft-com:mac:vml" xmlns:o="urn:schemas-microsoft-com:office:office" xmlns:r="http://schemas.openxmlformats.org/officeDocument/2006/relationships" xmlns:v="urn:schemas-microsoft-com:vml" xmlns:w10="urn:schemas-microsoft-com:office:word" xmlns:w14="http://schemas.microsoft.com/office/word/2010/wordml" xmlns:w="http://schemas.openxmlformats.org/wordprocessingml/2006/main" xmlns:wne="http://schemas.microsoft.com/office/word/2006/wordml" xmlns:wp14="http://schemas.microsoft.com/office/word/2010/wordprocessingDrawing" xmlns:wp="http://schemas.openxmlformats.org/drawingml/2006/wordprocessingDrawing" xmlns:wpc="http://schemas.microsoft.com/office/word/2010/wordprocessingCanvas" xmlns:wpg="http://schemas.microsoft.com/office/word/2010/wordprocessingGroup" xmlns:wpi="http://schemas.microsoft.com/office/word/2010/wordprocessingInk" xmlns:wps="http://schemas.microsoft.com/office/word/2010/wordprocessingShape" mc:Ignorable="w14 wp14">
+  <w:p>
+    <w:pPr>
+      <w:pStyle w:val="Footer"/>
+    </w:pPr>
   </w:p>
 </w:ftr>
 </file>
@@ -14472,374 +13375,9 @@
     </w:pPr>
     <w:r>
       <w:rPr/>
-      <w:pict>
-        <v:shape style="position:absolute;margin-left:66.360001pt;margin-top:48.719971pt;width:479.3pt;height:90.5pt;mso-position-horizontal-relative:page;mso-position-vertical-relative:page;z-index:15729152" type="#_x0000_t202" id="docshape3" filled="false" stroked="false">
-          <v:textbox inset="0,0,0,0">
-            <w:txbxContent>
-              <w:tbl>
-                <w:tblPr>
-                  <w:tblW w:w="0" w:type="auto"/>
-                  <w:jc w:val="left"/>
-                  <w:tblInd w:w="65" w:type="dxa"/>
-                  <w:tblBorders>
-                    <w:top w:val="single" w:sz="4" w:space="0" w:color="000000"/>
-                    <w:left w:val="single" w:sz="4" w:space="0" w:color="000000"/>
-                    <w:bottom w:val="single" w:sz="4" w:space="0" w:color="000000"/>
-                    <w:right w:val="single" w:sz="4" w:space="0" w:color="000000"/>
-                    <w:insideH w:val="single" w:sz="4" w:space="0" w:color="000000"/>
-                    <w:insideV w:val="single" w:sz="4" w:space="0" w:color="000000"/>
-                  </w:tblBorders>
-                  <w:tblLayout w:type="fixed"/>
-                  <w:tblCellMar>
-                    <w:top w:w="0" w:type="dxa"/>
-                    <w:left w:w="0" w:type="dxa"/>
-                    <w:bottom w:w="0" w:type="dxa"/>
-                    <w:right w:w="0" w:type="dxa"/>
-                  </w:tblCellMar>
-                  <w:tblLook w:val="01E0"/>
-                </w:tblPr>
-                <w:tblGrid>
-                  <w:gridCol w:w="4502"/>
-                  <w:gridCol w:w="4953"/>
-                </w:tblGrid>
-                <w:tr>
-                  <w:trPr>
-                    <w:trHeight w:val="950" w:hRule="atLeast"/>
-                  </w:trPr>
-                  <w:tc>
-                    <w:tcPr>
-                      <w:tcW w:w="4502" w:type="dxa"/>
-                      <w:vMerge w:val="restart"/>
-                    </w:tcPr>
-                    <w:p>
-                      <w:pPr>
-                        <w:pStyle w:val="TableParagraph"/>
-                        <w:rPr>
-                          <w:rFonts w:ascii="Times New Roman"/>
-                          <w:sz w:val="20"/>
-                        </w:rPr>
-                      </w:pPr>
-                    </w:p>
-                  </w:tc>
-                  <w:tc>
-                    <w:tcPr>
-                      <w:tcW w:w="4953" w:type="dxa"/>
-                    </w:tcPr>
-                    <w:p>
-                      <w:pPr>
-                        <w:pStyle w:val="TableParagraph"/>
-                        <w:spacing w:before="153"/>
-                        <w:ind w:left="105"/>
-                        <w:rPr>
-                          <w:b/>
-                          <w:sz w:val="20"/>
-                        </w:rPr>
-                      </w:pPr>
-                      <w:r>
-                        <w:rPr>
-                          <w:b/>
-                          <w:sz w:val="20"/>
-                        </w:rPr>
-                        <w:t>Document</w:t>
-                      </w:r>
-                      <w:r>
-                        <w:rPr>
-                          <w:b/>
-                          <w:spacing w:val="-8"/>
-                          <w:sz w:val="20"/>
-                        </w:rPr>
-                        <w:t> </w:t>
-                      </w:r>
-                      <w:r>
-                        <w:rPr>
-                          <w:b/>
-                          <w:spacing w:val="-2"/>
-                          <w:sz w:val="20"/>
-                        </w:rPr>
-                        <w:t>Title:</w:t>
-                      </w:r>
-                    </w:p>
-                    <w:p>
-                      <w:pPr>
-                        <w:pStyle w:val="TableParagraph"/>
-                        <w:spacing w:line="235" w:lineRule="auto" w:before="9"/>
-                        <w:ind w:left="105"/>
-                        <w:rPr>
-                          <w:sz w:val="20"/>
-                        </w:rPr>
-                      </w:pPr>
-                      <w:r>
-                        <w:rPr>
-                          <w:sz w:val="20"/>
-                        </w:rPr>
-                        <w:t>Handling</w:t>
-                      </w:r>
-                      <w:r>
-                        <w:rPr>
-                          <w:spacing w:val="-8"/>
-                          <w:sz w:val="20"/>
-                        </w:rPr>
-                        <w:t> </w:t>
-                      </w:r>
-                      <w:r>
-                        <w:rPr>
-                          <w:sz w:val="20"/>
-                        </w:rPr>
-                        <w:t>Randomization</w:t>
-                      </w:r>
-                      <w:r>
-                        <w:rPr>
-                          <w:spacing w:val="-8"/>
-                          <w:sz w:val="20"/>
-                        </w:rPr>
-                        <w:t> </w:t>
-                      </w:r>
-                      <w:r>
-                        <w:rPr>
-                          <w:sz w:val="20"/>
-                        </w:rPr>
-                        <w:t>Material</w:t>
-                      </w:r>
-                      <w:r>
-                        <w:rPr>
-                          <w:spacing w:val="-7"/>
-                          <w:sz w:val="20"/>
-                        </w:rPr>
-                        <w:t> </w:t>
-                      </w:r>
-                      <w:r>
-                        <w:rPr>
-                          <w:sz w:val="20"/>
-                        </w:rPr>
-                        <w:t>in</w:t>
-                      </w:r>
-                      <w:r>
-                        <w:rPr>
-                          <w:spacing w:val="-8"/>
-                          <w:sz w:val="20"/>
-                        </w:rPr>
-                        <w:t> </w:t>
-                      </w:r>
-                      <w:r>
-                        <w:rPr>
-                          <w:sz w:val="20"/>
-                        </w:rPr>
-                        <w:t>Open</w:t>
-                      </w:r>
-                      <w:r>
-                        <w:rPr>
-                          <w:spacing w:val="-7"/>
-                          <w:sz w:val="20"/>
-                        </w:rPr>
-                        <w:t> </w:t>
-                      </w:r>
-                      <w:r>
-                        <w:rPr>
-                          <w:sz w:val="20"/>
-                        </w:rPr>
-                        <w:t>Label </w:t>
-                      </w:r>
-                      <w:r>
-                        <w:rPr>
-                          <w:spacing w:val="-2"/>
-                          <w:sz w:val="20"/>
-                        </w:rPr>
-                        <w:t>Studies</w:t>
-                      </w:r>
-                    </w:p>
-                  </w:tc>
-                </w:tr>
-                <w:tr>
-                  <w:trPr>
-                    <w:trHeight w:val="830" w:hRule="atLeast"/>
-                  </w:trPr>
-                  <w:tc>
-                    <w:tcPr>
-                      <w:tcW w:w="4502" w:type="dxa"/>
-                      <w:vMerge/>
-                      <w:tcBorders>
-                        <w:top w:val="nil"/>
-                      </w:tcBorders>
-                    </w:tcPr>
-                    <w:p>
-                      <w:pPr>
-                        <w:rPr>
-                          <w:sz w:val="2"/>
-                          <w:szCs w:val="2"/>
-                        </w:rPr>
-                      </w:pPr>
-                    </w:p>
-                  </w:tc>
-                  <w:tc>
-                    <w:tcPr>
-                      <w:tcW w:w="4953" w:type="dxa"/>
-                    </w:tcPr>
-                    <w:p>
-                      <w:pPr>
-                        <w:pStyle w:val="TableParagraph"/>
-                        <w:spacing w:before="186"/>
-                        <w:ind w:left="105"/>
-                        <w:rPr>
-                          <w:b/>
-                          <w:sz w:val="20"/>
-                        </w:rPr>
-                      </w:pPr>
-                      <w:r>
-                        <w:rPr>
-                          <w:b/>
-                          <w:sz w:val="20"/>
-                        </w:rPr>
-                        <w:t>Document</w:t>
-                      </w:r>
-                      <w:r>
-                        <w:rPr>
-                          <w:b/>
-                          <w:spacing w:val="-7"/>
-                          <w:sz w:val="20"/>
-                        </w:rPr>
-                        <w:t> </w:t>
-                      </w:r>
-                      <w:r>
-                        <w:rPr>
-                          <w:b/>
-                          <w:sz w:val="20"/>
-                        </w:rPr>
-                        <w:t>Number</w:t>
-                      </w:r>
-                      <w:r>
-                        <w:rPr>
-                          <w:b/>
-                          <w:spacing w:val="-7"/>
-                          <w:sz w:val="20"/>
-                        </w:rPr>
-                        <w:t> </w:t>
-                      </w:r>
-                      <w:r>
-                        <w:rPr>
-                          <w:b/>
-                          <w:sz w:val="20"/>
-                        </w:rPr>
-                        <w:t>and</w:t>
-                      </w:r>
-                      <w:r>
-                        <w:rPr>
-                          <w:b/>
-                          <w:spacing w:val="-6"/>
-                          <w:sz w:val="20"/>
-                        </w:rPr>
-                        <w:t> </w:t>
-                      </w:r>
-                      <w:r>
-                        <w:rPr>
-                          <w:b/>
-                          <w:spacing w:val="-2"/>
-                          <w:sz w:val="20"/>
-                        </w:rPr>
-                        <w:t>Revision:</w:t>
-                      </w:r>
-                    </w:p>
-                    <w:p>
-                      <w:pPr>
-                        <w:pStyle w:val="TableParagraph"/>
-                        <w:spacing w:before="68"/>
-                        <w:ind w:left="105"/>
-                        <w:rPr>
-                          <w:sz w:val="20"/>
-                        </w:rPr>
-                      </w:pPr>
-                      <w:r>
-                        <w:rPr>
-                          <w:sz w:val="20"/>
-                        </w:rPr>
-                        <w:t>CS_WI_BS0236</w:t>
-                      </w:r>
-                      <w:r>
-                        <w:rPr>
-                          <w:spacing w:val="-11"/>
-                          <w:sz w:val="20"/>
-                        </w:rPr>
-                        <w:t> </w:t>
-                      </w:r>
-                      <w:r>
-                        <w:rPr>
-                          <w:sz w:val="20"/>
-                        </w:rPr>
-                        <w:t>Revision</w:t>
-                      </w:r>
-                      <w:r>
-                        <w:rPr>
-                          <w:spacing w:val="-7"/>
-                          <w:sz w:val="20"/>
-                        </w:rPr>
-                        <w:t> </w:t>
-                      </w:r>
-                      <w:r>
-                        <w:rPr>
-                          <w:spacing w:val="-10"/>
-                          <w:sz w:val="20"/>
-                        </w:rPr>
-                        <w:t>2</w:t>
-                      </w:r>
-                    </w:p>
-                  </w:tc>
-                </w:tr>
-              </w:tbl>
-              <w:p>
-                <w:pPr>
-                  <w:pStyle w:val="BodyText"/>
-                </w:pPr>
-              </w:p>
-            </w:txbxContent>
-          </v:textbox>
-          <w10:wrap type="none"/>
-        </v:shape>
-      </w:pict>
     </w:r>
     <w:r>
       <w:rPr/>
-      <w:drawing>
-        <wp:anchor distT="0" distB="0" distL="0" distR="0" allowOverlap="1" layoutInCell="1" locked="0" behindDoc="1" simplePos="0" relativeHeight="487198208">
-          <wp:simplePos x="0" y="0"/>
-          <wp:positionH relativeFrom="page">
-            <wp:posOffset>1262491</wp:posOffset>
-          </wp:positionH>
-          <wp:positionV relativeFrom="page">
-            <wp:posOffset>1070707</wp:posOffset>
-          </wp:positionV>
-          <wp:extent cx="2001261" cy="365291"/>
-          <wp:effectExtent l="0" t="0" r="0" b="0"/>
-          <wp:wrapNone/>
-          <wp:docPr id="3" name="image1.png"/>
-          <wp:cNvGraphicFramePr>
-            <a:graphicFrameLocks noChangeAspect="1"/>
-          </wp:cNvGraphicFramePr>
-          <a:graphic>
-            <a:graphicData uri="http://schemas.openxmlformats.org/drawingml/2006/picture">
-              <pic:pic>
-                <pic:nvPicPr>
-                  <pic:cNvPr id="4" name="image1.png"/>
-                  <pic:cNvPicPr/>
-                </pic:nvPicPr>
-                <pic:blipFill>
-                  <a:blip r:embed="rId1" cstate="print"/>
-                  <a:stretch>
-                    <a:fillRect/>
-                  </a:stretch>
-                </pic:blipFill>
-                <pic:spPr>
-                  <a:xfrm>
-                    <a:off x="0" y="0"/>
-                    <a:ext cx="2001261" cy="365291"/>
-                  </a:xfrm>
-                  <a:prstGeom prst="rect">
-                    <a:avLst/>
-                  </a:prstGeom>
-                </pic:spPr>
-              </pic:pic>
-            </a:graphicData>
-          </a:graphic>
-        </wp:anchor>
-      </w:drawing>
     </w:r>
   </w:p>
 </w:hdr>
@@ -14857,374 +13395,9 @@
     </w:pPr>
     <w:r>
       <w:rPr/>
-      <w:pict>
-        <v:shape style="position:absolute;margin-left:66.360001pt;margin-top:48.719971pt;width:479.3pt;height:90.5pt;mso-position-horizontal-relative:page;mso-position-vertical-relative:page;z-index:15729664" type="#_x0000_t202" id="docshape6" filled="false" stroked="false">
-          <v:textbox inset="0,0,0,0">
-            <w:txbxContent>
-              <w:tbl>
-                <w:tblPr>
-                  <w:tblW w:w="0" w:type="auto"/>
-                  <w:jc w:val="left"/>
-                  <w:tblInd w:w="65" w:type="dxa"/>
-                  <w:tblBorders>
-                    <w:top w:val="single" w:sz="4" w:space="0" w:color="000000"/>
-                    <w:left w:val="single" w:sz="4" w:space="0" w:color="000000"/>
-                    <w:bottom w:val="single" w:sz="4" w:space="0" w:color="000000"/>
-                    <w:right w:val="single" w:sz="4" w:space="0" w:color="000000"/>
-                    <w:insideH w:val="single" w:sz="4" w:space="0" w:color="000000"/>
-                    <w:insideV w:val="single" w:sz="4" w:space="0" w:color="000000"/>
-                  </w:tblBorders>
-                  <w:tblLayout w:type="fixed"/>
-                  <w:tblCellMar>
-                    <w:top w:w="0" w:type="dxa"/>
-                    <w:left w:w="0" w:type="dxa"/>
-                    <w:bottom w:w="0" w:type="dxa"/>
-                    <w:right w:w="0" w:type="dxa"/>
-                  </w:tblCellMar>
-                  <w:tblLook w:val="01E0"/>
-                </w:tblPr>
-                <w:tblGrid>
-                  <w:gridCol w:w="4502"/>
-                  <w:gridCol w:w="4953"/>
-                </w:tblGrid>
-                <w:tr>
-                  <w:trPr>
-                    <w:trHeight w:val="950" w:hRule="atLeast"/>
-                  </w:trPr>
-                  <w:tc>
-                    <w:tcPr>
-                      <w:tcW w:w="4502" w:type="dxa"/>
-                      <w:vMerge w:val="restart"/>
-                    </w:tcPr>
-                    <w:p>
-                      <w:pPr>
-                        <w:pStyle w:val="TableParagraph"/>
-                        <w:rPr>
-                          <w:rFonts w:ascii="Times New Roman"/>
-                          <w:sz w:val="20"/>
-                        </w:rPr>
-                      </w:pPr>
-                    </w:p>
-                  </w:tc>
-                  <w:tc>
-                    <w:tcPr>
-                      <w:tcW w:w="4953" w:type="dxa"/>
-                    </w:tcPr>
-                    <w:p>
-                      <w:pPr>
-                        <w:pStyle w:val="TableParagraph"/>
-                        <w:spacing w:before="153"/>
-                        <w:ind w:left="105"/>
-                        <w:rPr>
-                          <w:b/>
-                          <w:sz w:val="20"/>
-                        </w:rPr>
-                      </w:pPr>
-                      <w:r>
-                        <w:rPr>
-                          <w:b/>
-                          <w:sz w:val="20"/>
-                        </w:rPr>
-                        <w:t>Document</w:t>
-                      </w:r>
-                      <w:r>
-                        <w:rPr>
-                          <w:b/>
-                          <w:spacing w:val="-8"/>
-                          <w:sz w:val="20"/>
-                        </w:rPr>
-                        <w:t> </w:t>
-                      </w:r>
-                      <w:r>
-                        <w:rPr>
-                          <w:b/>
-                          <w:spacing w:val="-2"/>
-                          <w:sz w:val="20"/>
-                        </w:rPr>
-                        <w:t>Title:</w:t>
-                      </w:r>
-                    </w:p>
-                    <w:p>
-                      <w:pPr>
-                        <w:pStyle w:val="TableParagraph"/>
-                        <w:spacing w:line="235" w:lineRule="auto" w:before="9"/>
-                        <w:ind w:left="105"/>
-                        <w:rPr>
-                          <w:sz w:val="20"/>
-                        </w:rPr>
-                      </w:pPr>
-                      <w:r>
-                        <w:rPr>
-                          <w:sz w:val="20"/>
-                        </w:rPr>
-                        <w:t>Handling</w:t>
-                      </w:r>
-                      <w:r>
-                        <w:rPr>
-                          <w:spacing w:val="-8"/>
-                          <w:sz w:val="20"/>
-                        </w:rPr>
-                        <w:t> </w:t>
-                      </w:r>
-                      <w:r>
-                        <w:rPr>
-                          <w:sz w:val="20"/>
-                        </w:rPr>
-                        <w:t>Randomization</w:t>
-                      </w:r>
-                      <w:r>
-                        <w:rPr>
-                          <w:spacing w:val="-8"/>
-                          <w:sz w:val="20"/>
-                        </w:rPr>
-                        <w:t> </w:t>
-                      </w:r>
-                      <w:r>
-                        <w:rPr>
-                          <w:sz w:val="20"/>
-                        </w:rPr>
-                        <w:t>Material</w:t>
-                      </w:r>
-                      <w:r>
-                        <w:rPr>
-                          <w:spacing w:val="-7"/>
-                          <w:sz w:val="20"/>
-                        </w:rPr>
-                        <w:t> </w:t>
-                      </w:r>
-                      <w:r>
-                        <w:rPr>
-                          <w:sz w:val="20"/>
-                        </w:rPr>
-                        <w:t>in</w:t>
-                      </w:r>
-                      <w:r>
-                        <w:rPr>
-                          <w:spacing w:val="-8"/>
-                          <w:sz w:val="20"/>
-                        </w:rPr>
-                        <w:t> </w:t>
-                      </w:r>
-                      <w:r>
-                        <w:rPr>
-                          <w:sz w:val="20"/>
-                        </w:rPr>
-                        <w:t>Open</w:t>
-                      </w:r>
-                      <w:r>
-                        <w:rPr>
-                          <w:spacing w:val="-7"/>
-                          <w:sz w:val="20"/>
-                        </w:rPr>
-                        <w:t> </w:t>
-                      </w:r>
-                      <w:r>
-                        <w:rPr>
-                          <w:sz w:val="20"/>
-                        </w:rPr>
-                        <w:t>Label </w:t>
-                      </w:r>
-                      <w:r>
-                        <w:rPr>
-                          <w:spacing w:val="-2"/>
-                          <w:sz w:val="20"/>
-                        </w:rPr>
-                        <w:t>Studies</w:t>
-                      </w:r>
-                    </w:p>
-                  </w:tc>
-                </w:tr>
-                <w:tr>
-                  <w:trPr>
-                    <w:trHeight w:val="830" w:hRule="atLeast"/>
-                  </w:trPr>
-                  <w:tc>
-                    <w:tcPr>
-                      <w:tcW w:w="4502" w:type="dxa"/>
-                      <w:vMerge/>
-                      <w:tcBorders>
-                        <w:top w:val="nil"/>
-                      </w:tcBorders>
-                    </w:tcPr>
-                    <w:p>
-                      <w:pPr>
-                        <w:rPr>
-                          <w:sz w:val="2"/>
-                          <w:szCs w:val="2"/>
-                        </w:rPr>
-                      </w:pPr>
-                    </w:p>
-                  </w:tc>
-                  <w:tc>
-                    <w:tcPr>
-                      <w:tcW w:w="4953" w:type="dxa"/>
-                    </w:tcPr>
-                    <w:p>
-                      <w:pPr>
-                        <w:pStyle w:val="TableParagraph"/>
-                        <w:spacing w:before="186"/>
-                        <w:ind w:left="105"/>
-                        <w:rPr>
-                          <w:b/>
-                          <w:sz w:val="20"/>
-                        </w:rPr>
-                      </w:pPr>
-                      <w:r>
-                        <w:rPr>
-                          <w:b/>
-                          <w:sz w:val="20"/>
-                        </w:rPr>
-                        <w:t>Document</w:t>
-                      </w:r>
-                      <w:r>
-                        <w:rPr>
-                          <w:b/>
-                          <w:spacing w:val="-7"/>
-                          <w:sz w:val="20"/>
-                        </w:rPr>
-                        <w:t> </w:t>
-                      </w:r>
-                      <w:r>
-                        <w:rPr>
-                          <w:b/>
-                          <w:sz w:val="20"/>
-                        </w:rPr>
-                        <w:t>Number</w:t>
-                      </w:r>
-                      <w:r>
-                        <w:rPr>
-                          <w:b/>
-                          <w:spacing w:val="-7"/>
-                          <w:sz w:val="20"/>
-                        </w:rPr>
-                        <w:t> </w:t>
-                      </w:r>
-                      <w:r>
-                        <w:rPr>
-                          <w:b/>
-                          <w:sz w:val="20"/>
-                        </w:rPr>
-                        <w:t>and</w:t>
-                      </w:r>
-                      <w:r>
-                        <w:rPr>
-                          <w:b/>
-                          <w:spacing w:val="-6"/>
-                          <w:sz w:val="20"/>
-                        </w:rPr>
-                        <w:t> </w:t>
-                      </w:r>
-                      <w:r>
-                        <w:rPr>
-                          <w:b/>
-                          <w:spacing w:val="-2"/>
-                          <w:sz w:val="20"/>
-                        </w:rPr>
-                        <w:t>Revision:</w:t>
-                      </w:r>
-                    </w:p>
-                    <w:p>
-                      <w:pPr>
-                        <w:pStyle w:val="TableParagraph"/>
-                        <w:spacing w:before="68"/>
-                        <w:ind w:left="105"/>
-                        <w:rPr>
-                          <w:sz w:val="20"/>
-                        </w:rPr>
-                      </w:pPr>
-                      <w:r>
-                        <w:rPr>
-                          <w:sz w:val="20"/>
-                        </w:rPr>
-                        <w:t>CS_WI_BS0236</w:t>
-                      </w:r>
-                      <w:r>
-                        <w:rPr>
-                          <w:spacing w:val="-11"/>
-                          <w:sz w:val="20"/>
-                        </w:rPr>
-                        <w:t> </w:t>
-                      </w:r>
-                      <w:r>
-                        <w:rPr>
-                          <w:sz w:val="20"/>
-                        </w:rPr>
-                        <w:t>Revision</w:t>
-                      </w:r>
-                      <w:r>
-                        <w:rPr>
-                          <w:spacing w:val="-7"/>
-                          <w:sz w:val="20"/>
-                        </w:rPr>
-                        <w:t> </w:t>
-                      </w:r>
-                      <w:r>
-                        <w:rPr>
-                          <w:spacing w:val="-10"/>
-                          <w:sz w:val="20"/>
-                        </w:rPr>
-                        <w:t>2</w:t>
-                      </w:r>
-                    </w:p>
-                  </w:tc>
-                </w:tr>
-              </w:tbl>
-              <w:p>
-                <w:pPr>
-                  <w:pStyle w:val="BodyText"/>
-                </w:pPr>
-              </w:p>
-            </w:txbxContent>
-          </v:textbox>
-          <w10:wrap type="none"/>
-        </v:shape>
-      </w:pict>
     </w:r>
     <w:r>
       <w:rPr/>
-      <w:drawing>
-        <wp:anchor distT="0" distB="0" distL="0" distR="0" allowOverlap="1" layoutInCell="1" locked="0" behindDoc="1" simplePos="0" relativeHeight="487199744">
-          <wp:simplePos x="0" y="0"/>
-          <wp:positionH relativeFrom="page">
-            <wp:posOffset>1262491</wp:posOffset>
-          </wp:positionH>
-          <wp:positionV relativeFrom="page">
-            <wp:posOffset>1070707</wp:posOffset>
-          </wp:positionV>
-          <wp:extent cx="2001261" cy="365291"/>
-          <wp:effectExtent l="0" t="0" r="0" b="0"/>
-          <wp:wrapNone/>
-          <wp:docPr id="5" name="image1.png"/>
-          <wp:cNvGraphicFramePr>
-            <a:graphicFrameLocks noChangeAspect="1"/>
-          </wp:cNvGraphicFramePr>
-          <a:graphic>
-            <a:graphicData uri="http://schemas.openxmlformats.org/drawingml/2006/picture">
-              <pic:pic>
-                <pic:nvPicPr>
-                  <pic:cNvPr id="6" name="image1.png"/>
-                  <pic:cNvPicPr/>
-                </pic:nvPicPr>
-                <pic:blipFill>
-                  <a:blip r:embed="rId1" cstate="print"/>
-                  <a:stretch>
-                    <a:fillRect/>
-                  </a:stretch>
-                </pic:blipFill>
-                <pic:spPr>
-                  <a:xfrm>
-                    <a:off x="0" y="0"/>
-                    <a:ext cx="2001261" cy="365291"/>
-                  </a:xfrm>
-                  <a:prstGeom prst="rect">
-                    <a:avLst/>
-                  </a:prstGeom>
-                </pic:spPr>
-              </pic:pic>
-            </a:graphicData>
-          </a:graphic>
-        </wp:anchor>
-      </w:drawing>
     </w:r>
   </w:p>
 </w:hdr>
@@ -15239,6 +13412,36 @@
       <w:rPr>
         <w:sz w:val="2"/>
       </w:rPr>
+    </w:pPr>
+  </w:p>
+</w:hdr>
+</file>
+
+<file path=word/header4.xml><?xml version="1.0" encoding="utf-8"?>
+<w:hdr xmlns:m="http://schemas.openxmlformats.org/officeDocument/2006/math" xmlns:mc="http://schemas.openxmlformats.org/markup-compatibility/2006" xmlns:mo="http://schemas.microsoft.com/office/mac/office/2008/main" xmlns:mv="urn:schemas-microsoft-com:mac:vml" xmlns:o="urn:schemas-microsoft-com:office:office" xmlns:r="http://schemas.openxmlformats.org/officeDocument/2006/relationships" xmlns:v="urn:schemas-microsoft-com:vml" xmlns:w10="urn:schemas-microsoft-com:office:word" xmlns:w14="http://schemas.microsoft.com/office/word/2010/wordml" xmlns:w="http://schemas.openxmlformats.org/wordprocessingml/2006/main" xmlns:wne="http://schemas.microsoft.com/office/word/2006/wordml" xmlns:wp14="http://schemas.microsoft.com/office/word/2010/wordprocessingDrawing" xmlns:wp="http://schemas.openxmlformats.org/drawingml/2006/wordprocessingDrawing" xmlns:wpc="http://schemas.microsoft.com/office/word/2010/wordprocessingCanvas" xmlns:wpg="http://schemas.microsoft.com/office/word/2010/wordprocessingGroup" xmlns:wpi="http://schemas.microsoft.com/office/word/2010/wordprocessingInk" xmlns:wps="http://schemas.microsoft.com/office/word/2010/wordprocessingShape" mc:Ignorable="w14 wp14">
+  <w:p>
+    <w:pPr>
+      <w:pStyle w:val="Header"/>
+    </w:pPr>
+  </w:p>
+</w:hdr>
+</file>
+
+<file path=word/header5.xml><?xml version="1.0" encoding="utf-8"?>
+<w:hdr xmlns:m="http://schemas.openxmlformats.org/officeDocument/2006/math" xmlns:mc="http://schemas.openxmlformats.org/markup-compatibility/2006" xmlns:mo="http://schemas.microsoft.com/office/mac/office/2008/main" xmlns:mv="urn:schemas-microsoft-com:mac:vml" xmlns:o="urn:schemas-microsoft-com:office:office" xmlns:r="http://schemas.openxmlformats.org/officeDocument/2006/relationships" xmlns:v="urn:schemas-microsoft-com:vml" xmlns:w10="urn:schemas-microsoft-com:office:word" xmlns:w14="http://schemas.microsoft.com/office/word/2010/wordml" xmlns:w="http://schemas.openxmlformats.org/wordprocessingml/2006/main" xmlns:wne="http://schemas.microsoft.com/office/word/2006/wordml" xmlns:wp14="http://schemas.microsoft.com/office/word/2010/wordprocessingDrawing" xmlns:wp="http://schemas.openxmlformats.org/drawingml/2006/wordprocessingDrawing" xmlns:wpc="http://schemas.microsoft.com/office/word/2010/wordprocessingCanvas" xmlns:wpg="http://schemas.microsoft.com/office/word/2010/wordprocessingGroup" xmlns:wpi="http://schemas.microsoft.com/office/word/2010/wordprocessingInk" xmlns:wps="http://schemas.microsoft.com/office/word/2010/wordprocessingShape" mc:Ignorable="w14 wp14">
+  <w:p>
+    <w:pPr>
+      <w:pStyle w:val="Header"/>
+    </w:pPr>
+  </w:p>
+</w:hdr>
+</file>
+
+<file path=word/header6.xml><?xml version="1.0" encoding="utf-8"?>
+<w:hdr xmlns:m="http://schemas.openxmlformats.org/officeDocument/2006/math" xmlns:mc="http://schemas.openxmlformats.org/markup-compatibility/2006" xmlns:mo="http://schemas.microsoft.com/office/mac/office/2008/main" xmlns:mv="urn:schemas-microsoft-com:mac:vml" xmlns:o="urn:schemas-microsoft-com:office:office" xmlns:r="http://schemas.openxmlformats.org/officeDocument/2006/relationships" xmlns:v="urn:schemas-microsoft-com:vml" xmlns:w10="urn:schemas-microsoft-com:office:word" xmlns:w14="http://schemas.microsoft.com/office/word/2010/wordml" xmlns:w="http://schemas.openxmlformats.org/wordprocessingml/2006/main" xmlns:wne="http://schemas.microsoft.com/office/word/2006/wordml" xmlns:wp14="http://schemas.microsoft.com/office/word/2010/wordprocessingDrawing" xmlns:wp="http://schemas.openxmlformats.org/drawingml/2006/wordprocessingDrawing" xmlns:wpc="http://schemas.microsoft.com/office/word/2010/wordprocessingCanvas" xmlns:wpg="http://schemas.microsoft.com/office/word/2010/wordprocessingGroup" xmlns:wpi="http://schemas.microsoft.com/office/word/2010/wordprocessingInk" xmlns:wps="http://schemas.microsoft.com/office/word/2010/wordprocessingShape" mc:Ignorable="w14 wp14">
+  <w:p>
+    <w:pPr>
+      <w:pStyle w:val="Header"/>
     </w:pPr>
   </w:p>
 </w:hdr>
